--- a/docs/결과보고서.docx
+++ b/docs/결과보고서.docx
@@ -805,7 +805,7 @@
           <w:i/>
           <w:iCs/>
         </w:rPr>
-        <w:t xml:space="preserve">그림 1. 시스템 아키텍처. 단일 VM의 docker compose 스택(network</w:t>
+        <w:t xml:space="preserve">그림 1. 시스템 아키텍처(기본 기동 6서비스 기준). 단일 VM의 docker compose 스택(network</w:t>
       </w:r>
       <w:r>
         <w:rPr>
@@ -827,7 +827,7 @@
           <w:i/>
           <w:iCs/>
         </w:rPr>
-        <w:t xml:space="preserve">)이며, 호스트에 공개되는 포트는 zabbix-web의 8080 하나뿐이고 Security Group이 이를 허용 IP로 제한한다. 경계를 넘는 트래픽은 인입 1개(운영자→web:8080)와 egress 2개(selenium→midibus 감시, server→알림)뿐이다.</w:t>
+        <w:t xml:space="preserve">)이며, 호스트에 공개되는 포트는 zabbix-web의 8080 하나뿐이고 Security Group이 이를 허용 IP로 제한한다. 경계를 넘는 트래픽은 인입 1개(운영자→web:8080)와 egress 2개(selenium→midibus 감시, server→알림)뿐이다. 11장의 실험 프로파일(proxy·ha)을 기동하면 이 위에 zbx-proxy(이때 nginx 계열 수집의 실행 주체가 프록시로 이관)와 zabbix-server-2(standby, 같은 DB 공유)가 추가되며, 외부 노출은 그대로 8080 하나다.</w:t>
       </w:r>
     </w:p>
     <w:tbl>

--- a/docs/결과보고서.docx
+++ b/docs/결과보고서.docx
@@ -2,7 +2,7 @@
 <file path=word/document.xml><?xml version="1.0" encoding="utf-8"?>
 <w:document xmlns:w="http://schemas.openxmlformats.org/wordprocessingml/2006/main" xmlns:m="http://schemas.openxmlformats.org/officeDocument/2006/math" xmlns:r="http://schemas.openxmlformats.org/officeDocument/2006/relationships" xmlns:o="urn:schemas-microsoft-com:office:office" xmlns:v="urn:schemas-microsoft-com:vml" xmlns:w10="urn:schemas-microsoft-com:office:word" xmlns:a="http://schemas.openxmlformats.org/drawingml/2006/main" xmlns:pic="http://schemas.openxmlformats.org/drawingml/2006/picture" xmlns:wp="http://schemas.openxmlformats.org/drawingml/2006/wordprocessingDrawing">
   <w:body>
-    <w:bookmarkStart w:id="93" w:name="zabbix-e2e-시나리오-기반-웹서비스-가용성-모니터링"/>
+    <w:bookmarkStart w:id="94" w:name="zabbix-e2e-시나리오-기반-웹서비스-가용성-모니터링"/>
     <w:p>
       <w:pPr>
         <w:pStyle w:val="Heading1"/>
@@ -8758,7 +8758,7 @@
       </w:r>
     </w:p>
     <w:bookmarkEnd w:id="88"/>
-    <w:bookmarkStart w:id="89" w:name="배운-점과-향후-과제"/>
+    <w:bookmarkStart w:id="90" w:name="배운-점과-향후-과제"/>
     <w:p>
       <w:pPr>
         <w:pStyle w:val="Heading2"/>
@@ -8881,30 +8881,30 @@
         <w:t xml:space="preserve">향후 과제는 셀렉터 폴백 후보를 실 DOM에서 확보해 self-heal 실동작을 검증하는 것, 외부 dead-man switch(층3 watchdog) 도입, Config-as-Code를 host·trigger·action까지 확장하는 것, Kafka egress 통합(Zabbix → 분석계) 설계의 구체화, 공유 PostgreSQL 복제(Patroni·repmgr)와 VM 분리로 남은 SPOF를 해소하는 것, 그리고 실무 트랙인 MySQL → PostgreSQL 마이그레이션 전략(이력 데이터 보존과 무결성 검증 포함)을 정리하는 것이다.</w:t>
       </w:r>
     </w:p>
-    <w:p>
-      <w:r>
-        <w:pict>
-          <v:rect style="width:0;height:1.5pt" o:hralign="center" o:hrstd="t" o:hr="t"/>
-        </w:pict>
-      </w:r>
-    </w:p>
-    <w:bookmarkEnd w:id="89"/>
-    <w:bookmarkStart w:id="92" w:name="부록-산출물-대응표와-저장소-구조"/>
-    <w:p>
-      <w:pPr>
-        <w:pStyle w:val="Heading2"/>
-      </w:pPr>
-      <w:r>
-        <w:t xml:space="preserve">14. 부록 — 산출물 대응표와 저장소 구조</w:t>
-      </w:r>
-    </w:p>
-    <w:bookmarkStart w:id="90" w:name="필수-산출물-8종-대응"/>
+    <w:bookmarkStart w:id="89" w:name="인지한-한계와-고도화-경로의-매핑"/>
     <w:p>
       <w:pPr>
         <w:pStyle w:val="Heading3"/>
       </w:pPr>
       <w:r>
-        <w:t xml:space="preserve">14.1 필수 산출물 8종 대응</w:t>
+        <w:t xml:space="preserve">13.1 인지한 한계와 고도화 경로의 매핑</w:t>
+      </w:r>
+    </w:p>
+    <w:p>
+      <w:pPr>
+        <w:pStyle w:val="FirstParagraph"/>
+      </w:pPr>
+      <w:r>
+        <w:t xml:space="preserve">각 한계는 실측 과정에서 직접 부딪혀 확인한 것이고, 각 경로는 그 한계를 닫는 구체 수단이다.</w:t>
+      </w:r>
+      <w:r>
+        <w:t xml:space="preserve"> </w:t>
+      </w:r>
+      <w:r>
+        <w:t xml:space="preserve">“무엇이 남았는지 알고, 다음 한 수가 무엇인지 아는 상태”</w:t>
+      </w:r>
+      <w:r>
+        <w:t xml:space="preserve">로 프로젝트를 닫는다.</w:t>
       </w:r>
     </w:p>
     <w:tbl>
@@ -8930,6 +8930,341 @@
               <w:pStyle w:val="Compact"/>
             </w:pPr>
             <w:r>
+              <w:t xml:space="preserve">인지한 한계 (실측 근거)</w:t>
+            </w:r>
+          </w:p>
+        </w:tc>
+        <w:tc>
+          <w:tcPr/>
+          <w:p>
+            <w:pPr>
+              <w:pStyle w:val="Compact"/>
+            </w:pPr>
+            <w:r>
+              <w:t xml:space="preserve">더 고도화한다면</w:t>
+            </w:r>
+          </w:p>
+        </w:tc>
+        <w:tc>
+          <w:tcPr/>
+          <w:p>
+            <w:pPr>
+              <w:pStyle w:val="Compact"/>
+            </w:pPr>
+            <w:r>
+              <w:t xml:space="preserve">규모</w:t>
+            </w:r>
+          </w:p>
+        </w:tc>
+      </w:tr>
+      <w:tr>
+        <w:tc>
+          <w:tcPr/>
+          <w:p>
+            <w:pPr>
+              <w:pStyle w:val="Compact"/>
+            </w:pPr>
+            <w:r>
+              <w:t xml:space="preserve">단일 VM — 실증한 것은 프로세스 수준 failover뿐, 호스트 장애엔 두 노드가 함께 소멸 (11장)</w:t>
+            </w:r>
+          </w:p>
+        </w:tc>
+        <w:tc>
+          <w:tcPr/>
+          <w:p>
+            <w:pPr>
+              <w:pStyle w:val="Compact"/>
+            </w:pPr>
+            <w:r>
+              <w:t xml:space="preserve">VM 2대 분리 — 검증한 HA 메커니즘 그대로,</w:t>
+            </w:r>
+            <w:r>
+              <w:t xml:space="preserve"> </w:t>
+            </w:r>
+            <w:r>
+              <w:rPr>
+                <w:rStyle w:val="VerbatimChar"/>
+              </w:rPr>
+              <w:t xml:space="preserve">NodeAddress</w:t>
+            </w:r>
+            <w:r>
+              <w:t xml:space="preserve">만 실 IP로</w:t>
+            </w:r>
+          </w:p>
+        </w:tc>
+        <w:tc>
+          <w:tcPr/>
+          <w:p>
+            <w:pPr>
+              <w:pStyle w:val="Compact"/>
+            </w:pPr>
+            <w:r>
+              <w:t xml:space="preserve">설정 수준</w:t>
+            </w:r>
+          </w:p>
+        </w:tc>
+      </w:tr>
+      <w:tr>
+        <w:tc>
+          <w:tcPr/>
+          <w:p>
+            <w:pPr>
+              <w:pStyle w:val="Compact"/>
+            </w:pPr>
+            <w:r>
+              <w:t xml:space="preserve">공유 PostgreSQL = 잔존 SPOF, VM을 늘려도 불변 (11장 — DB는 split-brain 중재자이자 급소)</w:t>
+            </w:r>
+          </w:p>
+        </w:tc>
+        <w:tc>
+          <w:tcPr/>
+          <w:p>
+            <w:pPr>
+              <w:pStyle w:val="Compact"/>
+            </w:pPr>
+            <w:r>
+              <w:t xml:space="preserve">Postgres 스트리밍 복제 + Patroni/repmgr</w:t>
+            </w:r>
+          </w:p>
+        </w:tc>
+        <w:tc>
+          <w:tcPr/>
+          <w:p>
+            <w:pPr>
+              <w:pStyle w:val="Compact"/>
+            </w:pPr>
+            <w:r>
+              <w:t xml:space="preserve">별도 트랙</w:t>
+            </w:r>
+          </w:p>
+        </w:tc>
+      </w:tr>
+      <w:tr>
+        <w:tc>
+          <w:tcPr/>
+          <w:p>
+            <w:pPr>
+              <w:pStyle w:val="Compact"/>
+            </w:pPr>
+            <w:r>
+              <w:t xml:space="preserve">관측 지점 1개 — 지역별 CDN 편차 미커버, 프로브 위치가 곧 POP 선택기 (11장 프록시 절)</w:t>
+            </w:r>
+          </w:p>
+        </w:tc>
+        <w:tc>
+          <w:tcPr/>
+          <w:p>
+            <w:pPr>
+              <w:pStyle w:val="Compact"/>
+            </w:pPr>
+            <w:r>
+              <w:t xml:space="preserve">지역별 프록시 배치 = 다지점 합성 모니터링 (Proxy Group으로 프록시 자체 이중화까지)</w:t>
+            </w:r>
+          </w:p>
+        </w:tc>
+        <w:tc>
+          <w:tcPr/>
+          <w:p>
+            <w:pPr>
+              <w:pStyle w:val="Compact"/>
+            </w:pPr>
+            <w:r>
+              <w:t xml:space="preserve">VM 증설</w:t>
+            </w:r>
+          </w:p>
+        </w:tc>
+      </w:tr>
+      <w:tr>
+        <w:tc>
+          <w:tcPr/>
+          <w:p>
+            <w:pPr>
+              <w:pStyle w:val="Compact"/>
+            </w:pPr>
+            <w:r>
+              <w:t xml:space="preserve">프록시 신원 확인이 이름뿐 — 비암호화 Active 프록시는 구성 데이터 탈취에 노출(공식 경고)</w:t>
+            </w:r>
+          </w:p>
+        </w:tc>
+        <w:tc>
+          <w:tcPr/>
+          <w:p>
+            <w:pPr>
+              <w:pStyle w:val="Compact"/>
+            </w:pPr>
+            <w:r>
+              <w:t xml:space="preserve">TLS PSK 필수 적용</w:t>
+            </w:r>
+          </w:p>
+        </w:tc>
+        <w:tc>
+          <w:tcPr/>
+          <w:p>
+            <w:pPr>
+              <w:pStyle w:val="Compact"/>
+            </w:pPr>
+            <w:r>
+              <w:t xml:space="preserve">설정 수준</w:t>
+            </w:r>
+          </w:p>
+        </w:tc>
+      </w:tr>
+      <w:tr>
+        <w:tc>
+          <w:tcPr/>
+          <w:p>
+            <w:pPr>
+              <w:pStyle w:val="Compact"/>
+            </w:pPr>
+            <w:r>
+              <w:t xml:space="preserve">모니터 자신의 완전한 죽음은 내부에서 관측 불가 (7.1절 층3)</w:t>
+            </w:r>
+          </w:p>
+        </w:tc>
+        <w:tc>
+          <w:tcPr/>
+          <w:p>
+            <w:pPr>
+              <w:pStyle w:val="Compact"/>
+            </w:pPr>
+            <w:r>
+              <w:t xml:space="preserve">외부 dead-man switch — self-heal 실증보다 우선</w:t>
+            </w:r>
+          </w:p>
+        </w:tc>
+        <w:tc>
+          <w:tcPr/>
+          <w:p>
+            <w:pPr>
+              <w:pStyle w:val="Compact"/>
+            </w:pPr>
+            <w:r>
+              <w:t xml:space="preserve">소규모 PoC</w:t>
+            </w:r>
+          </w:p>
+        </w:tc>
+      </w:tr>
+      <w:tr>
+        <w:tc>
+          <w:tcPr/>
+          <w:p>
+            <w:pPr>
+              <w:pStyle w:val="Compact"/>
+            </w:pPr>
+            <w:r>
+              <w:t xml:space="preserve">flaky율이 fault injection으로 오염돼 순수 자동화 신뢰도 미산출 (12장)</w:t>
+            </w:r>
+          </w:p>
+        </w:tc>
+        <w:tc>
+          <w:tcPr/>
+          <w:p>
+            <w:pPr>
+              <w:pStyle w:val="Compact"/>
+            </w:pPr>
+            <w:r>
+              <w:t xml:space="preserve">검증 이벤트 태깅 → 분모 제외 계측, err_class로 실장애율/flaky율 분리</w:t>
+            </w:r>
+          </w:p>
+        </w:tc>
+        <w:tc>
+          <w:tcPr/>
+          <w:p>
+            <w:pPr>
+              <w:pStyle w:val="Compact"/>
+            </w:pPr>
+            <w:r>
+              <w:t xml:space="preserve">계측 추가</w:t>
+            </w:r>
+          </w:p>
+        </w:tc>
+      </w:tr>
+      <w:tr>
+        <w:tc>
+          <w:tcPr/>
+          <w:p>
+            <w:pPr>
+              <w:pStyle w:val="Compact"/>
+            </w:pPr>
+            <w:r>
+              <w:t xml:space="preserve">backpressure 판정이 동기 단일 sender 조건에 한정 (11장)</w:t>
+            </w:r>
+          </w:p>
+        </w:tc>
+        <w:tc>
+          <w:tcPr/>
+          <w:p>
+            <w:pPr>
+              <w:pStyle w:val="Compact"/>
+            </w:pPr>
+            <w:r>
+              <w:t xml:space="preserve">비동기·병렬 다중 소스 부하 재실험</w:t>
+            </w:r>
+          </w:p>
+        </w:tc>
+        <w:tc>
+          <w:tcPr/>
+          <w:p>
+            <w:pPr>
+              <w:pStyle w:val="Compact"/>
+            </w:pPr>
+            <w:r>
+              <w:t xml:space="preserve">실험 확장</w:t>
+            </w:r>
+          </w:p>
+        </w:tc>
+      </w:tr>
+    </w:tbl>
+    <w:p>
+      <w:r>
+        <w:pict>
+          <v:rect style="width:0;height:1.5pt" o:hralign="center" o:hrstd="t" o:hr="t"/>
+        </w:pict>
+      </w:r>
+    </w:p>
+    <w:bookmarkEnd w:id="89"/>
+    <w:bookmarkEnd w:id="90"/>
+    <w:bookmarkStart w:id="93" w:name="부록-산출물-대응표와-저장소-구조"/>
+    <w:p>
+      <w:pPr>
+        <w:pStyle w:val="Heading2"/>
+      </w:pPr>
+      <w:r>
+        <w:t xml:space="preserve">14. 부록 — 산출물 대응표와 저장소 구조</w:t>
+      </w:r>
+    </w:p>
+    <w:bookmarkStart w:id="91" w:name="필수-산출물-8종-대응"/>
+    <w:p>
+      <w:pPr>
+        <w:pStyle w:val="Heading3"/>
+      </w:pPr>
+      <w:r>
+        <w:t xml:space="preserve">14.1 필수 산출물 8종 대응</w:t>
+      </w:r>
+    </w:p>
+    <w:tbl>
+      <w:tblPr>
+        <w:tblStyle w:val="Table"/>
+        <w:tblW w:type="pct" w:w="5000"/>
+        <w:tblLayout w:type="fixed"/>
+        <w:tblLook w:firstRow="1" w:lastRow="0" w:firstColumn="0" w:lastColumn="0" w:noHBand="0" w:noVBand="0" w:val="0020"/>
+      </w:tblPr>
+      <w:tblGrid>
+        <w:gridCol w:w="2640"/>
+        <w:gridCol w:w="2640"/>
+        <w:gridCol w:w="2640"/>
+      </w:tblGrid>
+      <w:tr>
+        <w:trPr>
+          <w:tblHeader w:val="on"/>
+        </w:trPr>
+        <w:tc>
+          <w:tcPr/>
+          <w:p>
+            <w:pPr>
+              <w:pStyle w:val="Compact"/>
+            </w:pPr>
+            <w:r>
               <w:t xml:space="preserve">#</w:t>
             </w:r>
           </w:p>
@@ -9376,8 +9711,8 @@
         </w:tc>
       </w:tr>
     </w:tbl>
-    <w:bookmarkEnd w:id="90"/>
-    <w:bookmarkStart w:id="91" w:name="저장소-구조-개요"/>
+    <w:bookmarkEnd w:id="91"/>
+    <w:bookmarkStart w:id="92" w:name="저장소-구조-개요"/>
     <w:p>
       <w:pPr>
         <w:pStyle w:val="Heading3"/>
@@ -9597,9 +9932,9 @@
         <w:t xml:space="preserve">(git 미추적)에 보관한다. 본 보고서는 그 핵심을 공개 가능한 범위에서 정리한 것이다.</w:t>
       </w:r>
     </w:p>
-    <w:bookmarkEnd w:id="91"/>
     <w:bookmarkEnd w:id="92"/>
     <w:bookmarkEnd w:id="93"/>
+    <w:bookmarkEnd w:id="94"/>
     <w:sectPr>
       <w:footnotePr>
         <w:numRestart w:val="eachSect"/>

--- a/docs/결과보고서.docx
+++ b/docs/결과보고서.docx
@@ -7940,16 +7940,307 @@
         <w:t xml:space="preserve"> </w:t>
       </w:r>
       <w:r>
-        <w:t xml:space="preserve">compose에 프록시(</w:t>
-      </w:r>
-      <w:r>
-        <w:rPr>
-          <w:rStyle w:val="VerbatimChar"/>
-        </w:rPr>
-        <w:t xml:space="preserve">zabbix-proxy-sqlite3</w:t>
-      </w:r>
-      <w:r>
-        <w:t xml:space="preserve">, Active 모드, 7.0 신기능 hybrid 메모리 버퍼)를 profile 격리로 추가하고, API(</w:t>
+        <w:t xml:space="preserve">구성의 각 선택에는 기각한 대안이 있다.</w:t>
+      </w:r>
+    </w:p>
+    <w:tbl>
+      <w:tblPr>
+        <w:tblStyle w:val="Table"/>
+        <w:tblW w:type="pct" w:w="5000"/>
+        <w:tblLayout w:type="fixed"/>
+        <w:tblLook w:firstRow="1" w:lastRow="0" w:firstColumn="0" w:lastColumn="0" w:noHBand="0" w:noVBand="0" w:val="0020"/>
+      </w:tblPr>
+      <w:tblGrid>
+        <w:gridCol w:w="2640"/>
+        <w:gridCol w:w="2640"/>
+        <w:gridCol w:w="2640"/>
+      </w:tblGrid>
+      <w:tr>
+        <w:trPr>
+          <w:tblHeader w:val="on"/>
+        </w:trPr>
+        <w:tc>
+          <w:tcPr/>
+          <w:p>
+            <w:pPr>
+              <w:pStyle w:val="Compact"/>
+            </w:pPr>
+            <w:r>
+              <w:t xml:space="preserve">선택</w:t>
+            </w:r>
+          </w:p>
+        </w:tc>
+        <w:tc>
+          <w:tcPr/>
+          <w:p>
+            <w:pPr>
+              <w:pStyle w:val="Compact"/>
+            </w:pPr>
+            <w:r>
+              <w:t xml:space="preserve">고려한 대안</w:t>
+            </w:r>
+          </w:p>
+        </w:tc>
+        <w:tc>
+          <w:tcPr/>
+          <w:p>
+            <w:pPr>
+              <w:pStyle w:val="Compact"/>
+            </w:pPr>
+            <w:r>
+              <w:t xml:space="preserve">채택 근거</w:t>
+            </w:r>
+          </w:p>
+        </w:tc>
+      </w:tr>
+      <w:tr>
+        <w:tc>
+          <w:tcPr/>
+          <w:p>
+            <w:pPr>
+              <w:pStyle w:val="Compact"/>
+            </w:pPr>
+            <w:r>
+              <w:rPr>
+                <w:b/>
+                <w:bCs/>
+              </w:rPr>
+              <w:t xml:space="preserve">Active 모드</w:t>
+            </w:r>
+            <w:r>
+              <w:t xml:space="preserve">(</w:t>
+            </w:r>
+            <w:r>
+              <w:rPr>
+                <w:rStyle w:val="VerbatimChar"/>
+              </w:rPr>
+              <w:t xml:space="preserve">ProxyMode=0</w:t>
+            </w:r>
+            <w:r>
+              <w:t xml:space="preserve"> </w:t>
+            </w:r>
+            <w:r>
+              <w:t xml:space="preserve">— 프록시가 서버로 접속)</w:t>
+            </w:r>
+          </w:p>
+        </w:tc>
+        <w:tc>
+          <w:tcPr/>
+          <w:p>
+            <w:pPr>
+              <w:pStyle w:val="Compact"/>
+            </w:pPr>
+            <w:r>
+              <w:t xml:space="preserve">Passive(서버가 프록시를 폴링)</w:t>
+            </w:r>
+          </w:p>
+        </w:tc>
+        <w:tc>
+          <w:tcPr/>
+          <w:p>
+            <w:pPr>
+              <w:pStyle w:val="Compact"/>
+            </w:pPr>
+            <w:r>
+              <w:t xml:space="preserve">프록시의 실전 배치처(원격 POP·DMZ)는 인바운드를 열 수 없는 경우가 일반적이다. Active는 안→밖 단방향 TCP 1개(방화벽 규칙 1개)로 끝나고 서버 쪽에 프록시 주소 설정도 불필요 — 공식 문서가 명시한 실무 기본형</w:t>
+            </w:r>
+          </w:p>
+        </w:tc>
+      </w:tr>
+      <w:tr>
+        <w:tc>
+          <w:tcPr/>
+          <w:p>
+            <w:pPr>
+              <w:pStyle w:val="Compact"/>
+            </w:pPr>
+            <w:r>
+              <w:rPr>
+                <w:b/>
+                <w:bCs/>
+              </w:rPr>
+              <w:t xml:space="preserve">sqlite3 내장 빌드</w:t>
+            </w:r>
+          </w:p>
+        </w:tc>
+        <w:tc>
+          <w:tcPr/>
+          <w:p>
+            <w:pPr>
+              <w:pStyle w:val="Compact"/>
+            </w:pPr>
+            <w:r>
+              <w:t xml:space="preserve">proxy-mysql/pgsql(외부 DB 컨테이너)</w:t>
+            </w:r>
+          </w:p>
+        </w:tc>
+        <w:tc>
+          <w:tcPr/>
+          <w:p>
+            <w:pPr>
+              <w:pStyle w:val="Compact"/>
+            </w:pPr>
+            <w:r>
+              <w:t xml:space="preserve">“프록시 DB는 서버 DB와 반드시 분리(공유 시 구성 파손)”</w:t>
+            </w:r>
+            <w:r>
+              <w:t xml:space="preserve">라는 공식 경고가 있는데, 내장 sqlite는 이 함정을 구조적으로 제거한다. 데모 규모에서 외부 DB는 관리 대상만 늘린다</w:t>
+            </w:r>
+          </w:p>
+        </w:tc>
+      </w:tr>
+      <w:tr>
+        <w:tc>
+          <w:tcPr/>
+          <w:p>
+            <w:pPr>
+              <w:pStyle w:val="Compact"/>
+            </w:pPr>
+            <w:r>
+              <w:rPr>
+                <w:b/>
+                <w:bCs/>
+              </w:rPr>
+              <w:t xml:space="preserve">hybrid 버퍼</w:t>
+            </w:r>
+            <w:r>
+              <w:t xml:space="preserve"> </w:t>
+            </w:r>
+            <w:r>
+              <w:t xml:space="preserve">+</w:t>
+            </w:r>
+            <w:r>
+              <w:t xml:space="preserve"> </w:t>
+            </w:r>
+            <w:r>
+              <w:rPr>
+                <w:rStyle w:val="VerbatimChar"/>
+              </w:rPr>
+              <w:t xml:space="preserve">ProxyMemoryBufferSize=16M</w:t>
+            </w:r>
+          </w:p>
+        </w:tc>
+        <w:tc>
+          <w:tcPr/>
+          <w:p>
+            <w:pPr>
+              <w:pStyle w:val="Compact"/>
+            </w:pPr>
+            <w:r>
+              <w:t xml:space="preserve">disk(업그레이드 환경 기본) / memory 단독</w:t>
+            </w:r>
+          </w:p>
+        </w:tc>
+        <w:tc>
+          <w:tcPr/>
+          <w:p>
+            <w:pPr>
+              <w:pStyle w:val="Compact"/>
+            </w:pPr>
+            <w:r>
+              <w:t xml:space="preserve">평시 메모리 속도로 돌다가 셧다운·버퍼 초과 시 디스크로 flush — 속도와 유실 방어를 겸하며 7.0 신규 설치 권장값과 일치. memory 단독은 프록시 종료 시 버퍼가 폐기된다.</w:t>
+            </w:r>
+            <w:r>
+              <w:t xml:space="preserve"> </w:t>
+            </w:r>
+            <w:r>
+              <w:rPr>
+                <w:rStyle w:val="VerbatimChar"/>
+              </w:rPr>
+              <w:t xml:space="preserve">ProxyMemoryBufferAge</w:t>
+            </w:r>
+            <w:r>
+              <w:t xml:space="preserve">는 기본 0을 유지했다(시간 기준 디스크 전환 트리거인데, 실험 데이터량에선 발동 조건 자체가 성립하지 않아 파라미터만 늘어난다)</w:t>
+            </w:r>
+          </w:p>
+        </w:tc>
+      </w:tr>
+      <w:tr>
+        <w:tc>
+          <w:tcPr/>
+          <w:p>
+            <w:pPr>
+              <w:pStyle w:val="Compact"/>
+            </w:pPr>
+            <w:r>
+              <w:rPr>
+                <w:b/>
+                <w:bCs/>
+              </w:rPr>
+              <w:t xml:space="preserve">이관 대상 = nginx-sample</w:t>
+            </w:r>
+          </w:p>
+        </w:tc>
+        <w:tc>
+          <w:tcPr/>
+          <w:p>
+            <w:pPr>
+              <w:pStyle w:val="Compact"/>
+            </w:pPr>
+            <w:r>
+              <w:t xml:space="preserve">midibus 이관</w:t>
+            </w:r>
+          </w:p>
+        </w:tc>
+        <w:tc>
+          <w:tcPr/>
+          <w:p>
+            <w:pPr>
+              <w:pStyle w:val="Compact"/>
+            </w:pPr>
+            <w:r>
+              <w:t xml:space="preserve">검증 완료된 midibus 5-Step 파이프라인을 건드리는 것이 이 트랙의 최대 리스크였다. midibus는 서버 직접 감시로 남겨</w:t>
+            </w:r>
+            <w:r>
+              <w:t xml:space="preserve"> </w:t>
+            </w:r>
+            <w:r>
+              <w:rPr>
+                <w:b/>
+                <w:bCs/>
+              </w:rPr>
+              <w:t xml:space="preserve">같은 정전에서</w:t>
+            </w:r>
+            <w:r>
+              <w:rPr>
+                <w:b/>
+                <w:bCs/>
+              </w:rPr>
+              <w:t xml:space="preserve"> </w:t>
+            </w:r>
+            <w:r>
+              <w:rPr>
+                <w:b/>
+                <w:bCs/>
+              </w:rPr>
+              <w:t xml:space="preserve">“프록시 경유 vs 서버 직접”</w:t>
+            </w:r>
+            <w:r>
+              <w:rPr>
+                <w:b/>
+                <w:bCs/>
+              </w:rPr>
+              <w:t xml:space="preserve">의 대조군</w:t>
+            </w:r>
+            <w:r>
+              <w:t xml:space="preserve">으로 활용했고, 그 대비가 곧 E1의 증빙 그림이다</w:t>
+            </w:r>
+          </w:p>
+        </w:tc>
+      </w:tr>
+    </w:tbl>
+    <w:p>
+      <w:pPr>
+        <w:pStyle w:val="BodyText"/>
+      </w:pPr>
+      <w:r>
+        <w:rPr>
+          <w:rStyle w:val="VerbatimChar"/>
+        </w:rPr>
+        <w:t xml:space="preserve">ProxyOfflineBuffer</w:t>
+      </w:r>
+      <w:r>
+        <w:t xml:space="preserve">는 기본 1시간을 유지했다 — 실험 정전(6분)을 충분히 커버해 바꿀 이유가 없었다. 이렇게 compose에 프록시를 profile 격리로 추가하고, API(</w:t>
       </w:r>
       <w:r>
         <w:rPr>
@@ -8228,7 +8519,19 @@
         <w:t xml:space="preserve">docker kill</w:t>
       </w:r>
       <w:r>
-        <w:t xml:space="preserve">, failover delay 10s)는 16.6초 만에 standby가 승격했다(공식 산식</w:t>
+        <w:t xml:space="preserve">)는 16.6초 만에 standby가 승격했다(failover delay는 기본 60초를 공식 허용 최소값 10초로 조정 — 기본값 그대로면 시연 시간 안에 인계를 관측하기 어렵고, 이 조정 자체가 런타임 명령</w:t>
+      </w:r>
+      <w:r>
+        <w:t xml:space="preserve"> </w:t>
+      </w:r>
+      <w:r>
+        <w:rPr>
+          <w:rStyle w:val="VerbatimChar"/>
+        </w:rPr>
+        <w:t xml:space="preserve">ha_set_failover_delay</w:t>
+      </w:r>
+      <w:r>
+        <w:t xml:space="preserve">의 검증이다)(공식 산식</w:t>
       </w:r>
       <w:r>
         <w:t xml:space="preserve"> </w:t>

--- a/docs/결과보고서.docx
+++ b/docs/결과보고서.docx
@@ -5194,6 +5194,12 @@
                 <w:rStyle w:val="VerbatimChar"/>
               </w:rPr>
               <w:t xml:space="preserve">nodata(/midibus/browser.midibus.e2e,25m)=1</w:t>
+            </w:r>
+            <w:r>
+              <w:t xml:space="preserve"> </w:t>
+            </w:r>
+            <w:r>
+              <w:t xml:space="preserve">— 여유 25분은 수집 주기(10분) 2회 연속 미도착 + 5분 여유로 산정, 단발 실행 실패(flaky)를 끊김으로 오판하지 않기 위한 배수 설계</w:t>
             </w:r>
           </w:p>
         </w:tc>

--- a/docs/결과보고서.docx
+++ b/docs/결과보고서.docx
@@ -6719,7 +6719,7 @@
               <w:pStyle w:val="Compact"/>
             </w:pPr>
             <w:r>
-              <w:t xml:space="preserve">HA failover(클린/크래시)</w:t>
+              <w:t xml:space="preserve">HA failover(정상/비정상 종료)</w:t>
             </w:r>
           </w:p>
         </w:tc>
@@ -6765,7 +6765,7 @@
               <w:pStyle w:val="Compact"/>
             </w:pPr>
             <w:r>
-              <w:t xml:space="preserve">standby 자동 승격 — 클린 3.6초, 크래시 16.6초(delay 10s 설정)</w:t>
+              <w:t xml:space="preserve">standby 자동 승격 — 정상 종료 3.6초, 크래시 16.6초(failover delay 10초 설정)</w:t>
             </w:r>
           </w:p>
         </w:tc>
@@ -6801,29 +6801,29 @@
               <w:pStyle w:val="Compact"/>
             </w:pPr>
             <w:r>
-              <w:t xml:space="preserve">HA+프록시 합체</w:t>
-            </w:r>
-          </w:p>
-        </w:tc>
-        <w:tc>
-          <w:tcPr/>
-          <w:p>
-            <w:pPr>
-              <w:pStyle w:val="Compact"/>
-            </w:pPr>
-            <w:r>
-              <w:t xml:space="preserve">failover 관통 정속 송신</w:t>
-            </w:r>
-          </w:p>
-        </w:tc>
-        <w:tc>
-          <w:tcPr/>
-          <w:p>
-            <w:pPr>
-              <w:pStyle w:val="Compact"/>
-            </w:pPr>
-            <w:r>
-              <w:t xml:space="preserve">인계 공백 동안도 프록시가 버퍼링 → 180/180 무손실</w:t>
+              <w:t xml:space="preserve">HA+프록시 결합</w:t>
+            </w:r>
+          </w:p>
+        </w:tc>
+        <w:tc>
+          <w:tcPr/>
+          <w:p>
+            <w:pPr>
+              <w:pStyle w:val="Compact"/>
+            </w:pPr>
+            <w:r>
+              <w:t xml:space="preserve">failover 진행 중 프록시 경유 정속 송신(초당 1건)</w:t>
+            </w:r>
+          </w:p>
+        </w:tc>
+        <w:tc>
+          <w:tcPr/>
+          <w:p>
+            <w:pPr>
+              <w:pStyle w:val="Compact"/>
+            </w:pPr>
+            <w:r>
+              <w:t xml:space="preserve">승격까지의 공백 동안 프록시가 버퍼링 → 180/180 무손실</w:t>
             </w:r>
           </w:p>
         </w:tc>

--- a/docs/결과보고서.docx
+++ b/docs/결과보고서.docx
@@ -7760,7 +7760,7 @@
               <w:pStyle w:val="Compact"/>
             </w:pPr>
             <w:r>
-              <w:t xml:space="preserve">● 합체(E4)</w:t>
+              <w:t xml:space="preserve">● 결합(E4)</w:t>
             </w:r>
           </w:p>
         </w:tc>
@@ -7782,7 +7782,7 @@
               <w:pStyle w:val="Compact"/>
             </w:pPr>
             <w:r>
-              <w:t xml:space="preserve">active kill 관통 정속 송신</w:t>
+              <w:t xml:space="preserve">failover 진행 중 정속 송신(초당 1건)</w:t>
             </w:r>
             <w:r>
               <w:t xml:space="preserve"> </w:t>
@@ -7798,7 +7798,7 @@
               <w:t xml:space="preserve"> </w:t>
             </w:r>
             <w:r>
-              <w:t xml:space="preserve">— 데이터 평면(프록시 버퍼)이 제어 평면(HA)의 인계 공백을 덮는다</w:t>
+              <w:t xml:space="preserve">— standby 승격까지의 공백을 프록시 버퍼가 덮는다</w:t>
             </w:r>
           </w:p>
         </w:tc>
@@ -8659,7 +8659,7 @@
           <wp:inline>
             <wp:extent cx="5334000" cy="1860194"/>
             <wp:effectExtent b="0" l="0" r="0" t="0"/>
-            <wp:docPr descr="failover 관통 정속 송신 180/180 무손실 — 프록시 로그의 재시도·재연결 전 과정" title="" id="85" name="Picture"/>
+            <wp:docPr descr="failover 진행 중에도 정속 송신 180/180 무손실 — 프록시 로그의 재시도·재연결 전 과정" title="" id="85" name="Picture"/>
             <a:graphic>
               <a:graphicData uri="http://schemas.openxmlformats.org/drawingml/2006/picture">
                 <pic:pic>
@@ -8702,7 +8702,7 @@
         <w:pStyle w:val="ImageCaption"/>
       </w:pPr>
       <w:r>
-        <w:t xml:space="preserve">failover 관통 정속 송신 180/180 무손실 — 프록시 로그의 재시도·재연결 전 과정</w:t>
+        <w:t xml:space="preserve">failover 진행 중에도 정속 송신 180/180 무손실 — 프록시 로그의 재시도·재연결 전 과정</w:t>
       </w:r>
     </w:p>
     <w:p>

--- a/docs/결과보고서.docx
+++ b/docs/결과보고서.docx
@@ -2,13 +2,13 @@
 <file path=word/document.xml><?xml version="1.0" encoding="utf-8"?>
 <w:document xmlns:w="http://schemas.openxmlformats.org/wordprocessingml/2006/main" xmlns:m="http://schemas.openxmlformats.org/officeDocument/2006/math" xmlns:r="http://schemas.openxmlformats.org/officeDocument/2006/relationships" xmlns:o="urn:schemas-microsoft-com:office:office" xmlns:v="urn:schemas-microsoft-com:vml" xmlns:w10="urn:schemas-microsoft-com:office:word" xmlns:a="http://schemas.openxmlformats.org/drawingml/2006/main" xmlns:pic="http://schemas.openxmlformats.org/drawingml/2006/picture" xmlns:wp="http://schemas.openxmlformats.org/drawingml/2006/wordprocessingDrawing">
   <w:body>
-    <w:bookmarkStart w:id="94" w:name="zabbix-e2e-시나리오-기반-웹서비스-가용성-모니터링"/>
+    <w:bookmarkStart w:id="94" w:name="zabbix-e2e-시나리오-기반-웹서비스-가용성-모니터링-프로젝트"/>
     <w:p>
       <w:pPr>
         <w:pStyle w:val="Heading1"/>
       </w:pPr>
       <w:r>
-        <w:t xml:space="preserve">Zabbix E2E 시나리오 기반 웹서비스 가용성 모니터링</w:t>
+        <w:t xml:space="preserve">Zabbix E2E 시나리오 기반 웹서비스 가용성 모니터링 프로젝트</w:t>
       </w:r>
     </w:p>
     <w:bookmarkStart w:id="9" w:name="결과보고서"/>
